--- a/docs/fr/teaching/financial-analysis/exercices/examen-1h.docx
+++ b/docs/fr/teaching/financial-analysis/exercices/examen-1h.docx
@@ -23,7 +23,7 @@
         <w:pStyle w:val="Date"/>
       </w:pPr>
       <w:r>
-        <w:t xml:space="preserve">2026-10-18</w:t>
+        <w:t xml:space="preserve">2026-10-26</w:t>
       </w:r>
     </w:p>
     <w:p>

--- a/docs/fr/teaching/financial-analysis/exercices/examen-1h.docx
+++ b/docs/fr/teaching/financial-analysis/exercices/examen-1h.docx
@@ -60,201 +60,108 @@
         <w:t xml:space="preserve">trois grandeurs fondamentales du diagnostic crédit.</w:t>
       </w:r>
     </w:p>
-    <w:tbl>
-      <w:tblPr>
-        <w:tblStyle w:val="Table"/>
-        <w:tblLook w:firstRow="0" w:lastRow="0" w:firstColumn="0" w:lastColumn="0" w:noHBand="0" w:noVBand="0" w:val="0000"/>
-        <w:tblBorders>
-          <w:top w:val="single" w:sz="4" w:space="0" w:color="CC1914"/>
-          <w:left w:val="single" w:sz="24" w:space="0" w:color="CC1914"/>
-          <w:bottom w:val="single" w:sz="4" w:space="0" w:color="CC1914"/>
-          <w:right w:val="single" w:sz="4" w:space="0" w:color="CC1914"/>
-        </w:tblBorders>
-        <w:tblCellMar>
-          <w:left w:w="144" w:type="dxa"/>
-          <w:right w:w="144" w:type="dxa"/>
-        </w:tblCellMar>
-        <w:tblLook w:firstRow="0" w:lastRow="0" w:firstColumn="0" w:lastColumn="0" w:noHBand="0" w:noVBand="0" w:val="0000"/>
-      </w:tblPr>
-      <w:tr>
-        <w:trPr>
-          <w:cantSplit/>
-        </w:trPr>
-        <w:tc>
-          <w:tcPr>
-            <w:shd w:color="auto" w:fill="f7dddc" w:val="clear"/>
-            <w:tcMar>
-              <w:top w:w="92" w:type="dxa"/>
-              <w:bottom w:w="92" w:type="dxa"/>
-            </w:tcMar>
-          </w:tcPr>
-          <w:p>
-            <w:pPr>
-              <w:pStyle w:val="FirstParagraph"/>
-            </w:pPr>
-            <w:pPr>
-              <w:spacing w:before="0" w:after="0"/>
-              <w:textAlignment w:val="center"/>
-            </w:pPr>
-            <w:r>
-              <w:drawing>
-                <wp:inline>
-                  <wp:extent cx="152400" cy="152400"/>
-                  <wp:effectExtent b="0" l="0" r="0" t="0"/>
-                  <wp:docPr descr="" title="" id="10" name="Picture"/>
-                  <a:graphic>
-                    <a:graphicData uri="http://schemas.openxmlformats.org/drawingml/2006/picture">
-                      <pic:pic>
-                        <pic:nvPicPr>
-                          <pic:cNvPr descr="/opt/quarto/share/formats/docx/important.png" id="11" name="Picture"/>
-                          <pic:cNvPicPr>
-                            <a:picLocks noChangeArrowheads="1" noChangeAspect="1"/>
-                          </pic:cNvPicPr>
-                        </pic:nvPicPr>
-                        <pic:blipFill>
-                          <a:blip r:embed="rId9"/>
-                          <a:stretch>
-                            <a:fillRect/>
-                          </a:stretch>
-                        </pic:blipFill>
-                        <pic:spPr bwMode="auto">
-                          <a:xfrm>
-                            <a:off x="0" y="0"/>
-                            <a:ext cx="152400" cy="152400"/>
-                          </a:xfrm>
-                          <a:prstGeom prst="rect">
-                            <a:avLst/>
-                          </a:prstGeom>
-                          <a:noFill/>
-                          <a:ln w="9525">
-                            <a:noFill/>
-                            <a:headEnd/>
-                            <a:tailEnd/>
-                          </a:ln>
-                        </pic:spPr>
-                      </pic:pic>
-                    </a:graphicData>
-                  </a:graphic>
-                </wp:inline>
-              </w:drawing>
-            </w:r>
-            <w:r>
-              <w:t xml:space="preserve"> </w:t>
-            </w:r>
-            <w:r>
-              <w:t xml:space="preserve"> </w:t>
-            </w:r>
-            <w:r>
-              <w:t xml:space="preserve">Important</w:t>
-            </w:r>
-          </w:p>
-        </w:tc>
-      </w:tr>
-      <w:tr>
-        <w:trPr>
-          <w:cantSplit/>
-        </w:trPr>
-        <w:tc>
-          <w:tcPr>
-            <w:tcMar>
-              <w:top w:w="108" w:type="dxa"/>
-              <w:bottom w:w="108" w:type="dxa"/>
-            </w:tcMar>
-          </w:tcPr>
-          <w:p>
-            <w:pPr>
-              <w:pStyle w:val="BodyText"/>
-            </w:pPr>
-            <w:pPr>
-              <w:spacing w:before="16"/>
-            </w:pPr>
-            <w:r>
-              <w:rPr>
-                <w:b/>
-                <w:bCs/>
-              </w:rPr>
-              <w:t xml:space="preserve">Durée : 1 heure</w:t>
-            </w:r>
-            <w:r>
-              <w:t xml:space="preserve"> </w:t>
-            </w:r>
-            <w:r>
-              <w:t xml:space="preserve">|</w:t>
-            </w:r>
-            <w:r>
-              <w:t xml:space="preserve"> </w:t>
-            </w:r>
-            <w:r>
-              <w:rPr>
-                <w:b/>
-                <w:bCs/>
-              </w:rPr>
-              <w:t xml:space="preserve">Documents : formulaire de référence autorisé</w:t>
-            </w:r>
-            <w:r>
-              <w:t xml:space="preserve"> </w:t>
-            </w:r>
-            <w:r>
-              <w:t xml:space="preserve">|</w:t>
-            </w:r>
-            <w:r>
-              <w:t xml:space="preserve"> </w:t>
-            </w:r>
-            <w:r>
-              <w:rPr>
-                <w:b/>
-                <w:bCs/>
-              </w:rPr>
-              <w:t xml:space="preserve">Barème : /50 points</w:t>
-            </w:r>
-          </w:p>
-          <w:p>
-            <w:pPr>
-              <w:pStyle w:val="BodyText"/>
-            </w:pPr>
-            <w:pPr>
-              <w:spacing w:after="16"/>
-            </w:pPr>
-            <w:r>
-              <w:t xml:space="preserve">Lisez l’intégralité du sujet avant de commencer. Justifiez</w:t>
-            </w:r>
-            <w:r>
-              <w:t xml:space="preserve"> </w:t>
-            </w:r>
-            <w:r>
-              <w:rPr>
-                <w:b/>
-                <w:bCs/>
-              </w:rPr>
-              <w:t xml:space="preserve">chaque calcul</w:t>
-            </w:r>
-            <w:r>
-              <w:t xml:space="preserve">.</w:t>
-            </w:r>
-            <w:r>
-              <w:t xml:space="preserve"> </w:t>
-            </w:r>
-            <w:r>
-              <w:t xml:space="preserve">Le taux d’IS est</w:t>
-            </w:r>
-            <w:r>
-              <w:t xml:space="preserve"> </w:t>
-            </w:r>
-            <w:r>
-              <w:rPr>
-                <w:b/>
-                <w:bCs/>
-              </w:rPr>
-              <w:t xml:space="preserve">25 %</w:t>
-            </w:r>
-            <w:r>
-              <w:t xml:space="preserve">. Arrondissez au k€ entier.</w:t>
-            </w:r>
-          </w:p>
-          <w:p/>
-        </w:tc>
-      </w:tr>
-    </w:tbl>
+    <w:p>
+      <w:pPr>
+        <w:pStyle w:val="FirstParagraph"/>
+      </w:pPr>
+      <w:r>
+        <w:rPr>
+          <w:b/>
+          <w:bCs/>
+        </w:rPr>
+        <w:t xml:space="preserve">Hors des 18 h du cours</w:t>
+      </w:r>
+      <w:r>
+        <w:t xml:space="preserve"> </w:t>
+      </w:r>
+      <w:r>
+        <w:t xml:space="preserve">(session d’examen séparée).</w:t>
+      </w:r>
+    </w:p>
+    <w:p>
+      <w:pPr>
+        <w:pStyle w:val="BodyText"/>
+      </w:pPr>
+      <w:r>
+        <w:rPr>
+          <w:b/>
+          <w:bCs/>
+        </w:rPr>
+        <w:t xml:space="preserve">Durée : 1 heure</w:t>
+      </w:r>
+      <w:r>
+        <w:t xml:space="preserve"> </w:t>
+      </w:r>
+      <w:r>
+        <w:t xml:space="preserve">|</w:t>
+      </w:r>
+      <w:r>
+        <w:t xml:space="preserve"> </w:t>
+      </w:r>
+      <w:r>
+        <w:rPr>
+          <w:b/>
+          <w:bCs/>
+        </w:rPr>
+        <w:t xml:space="preserve">Documents : formulaire de référence autorisé</w:t>
+      </w:r>
+      <w:r>
+        <w:t xml:space="preserve"> </w:t>
+      </w:r>
+      <w:r>
+        <w:t xml:space="preserve">|</w:t>
+      </w:r>
+      <w:r>
+        <w:t xml:space="preserve"> </w:t>
+      </w:r>
+      <w:r>
+        <w:rPr>
+          <w:b/>
+          <w:bCs/>
+        </w:rPr>
+        <w:t xml:space="preserve">Barème : /50 points</w:t>
+      </w:r>
+    </w:p>
+    <w:p>
+      <w:pPr>
+        <w:pStyle w:val="BodyText"/>
+      </w:pPr>
+      <w:r>
+        <w:t xml:space="preserve">Lisez l’intégralité du sujet avant de commencer. Justifiez</w:t>
+      </w:r>
+      <w:r>
+        <w:t xml:space="preserve"> </w:t>
+      </w:r>
+      <w:r>
+        <w:rPr>
+          <w:b/>
+          <w:bCs/>
+        </w:rPr>
+        <w:t xml:space="preserve">chaque calcul</w:t>
+      </w:r>
+      <w:r>
+        <w:t xml:space="preserve">.</w:t>
+      </w:r>
+      <w:r>
+        <w:t xml:space="preserve"> </w:t>
+      </w:r>
+      <w:r>
+        <w:t xml:space="preserve">Le taux d’IS est</w:t>
+      </w:r>
+      <w:r>
+        <w:t xml:space="preserve"> </w:t>
+      </w:r>
+      <w:r>
+        <w:rPr>
+          <w:b/>
+          <w:bCs/>
+        </w:rPr>
+        <w:t xml:space="preserve">25 %</w:t>
+      </w:r>
+      <w:r>
+        <w:t xml:space="preserve">. Arrondissez au k€ entier.</w:t>
+      </w:r>
+    </w:p>
     <w:p>
       <w:r>
         <w:pict>
@@ -262,7 +169,7 @@
         </w:pict>
       </w:r>
     </w:p>
-    <w:bookmarkStart w:id="12" w:name="contexte"/>
+    <w:bookmarkStart w:id="9" w:name="contexte"/>
     <w:p>
       <w:pPr>
         <w:pStyle w:val="Heading1"/>
@@ -378,8 +285,8 @@
         </w:pict>
       </w:r>
     </w:p>
-    <w:bookmarkEnd w:id="12"/>
-    <w:bookmarkStart w:id="21" w:name="documents-financiers"/>
+    <w:bookmarkEnd w:id="9"/>
+    <w:bookmarkStart w:id="18" w:name="documents-financiers"/>
     <w:p>
       <w:pPr>
         <w:pStyle w:val="Heading1"/>
@@ -388,7 +295,7 @@
         <w:t xml:space="preserve">Documents financiers</w:t>
       </w:r>
     </w:p>
-    <w:bookmarkStart w:id="13" w:name="bilans-au-31-décembre-en-k"/>
+    <w:bookmarkStart w:id="10" w:name="bilans-au-31-décembre-en-k"/>
     <w:p>
       <w:pPr>
         <w:pStyle w:val="Heading2"/>
@@ -1445,8 +1352,8 @@
         </w:tc>
       </w:tr>
     </w:tbl>
-    <w:bookmarkEnd w:id="13"/>
-    <w:bookmarkStart w:id="14" w:name="comptes-de-résultat-en-k"/>
+    <w:bookmarkEnd w:id="10"/>
+    <w:bookmarkStart w:id="11" w:name="comptes-de-résultat-en-k"/>
     <w:p>
       <w:pPr>
         <w:pStyle w:val="Heading2"/>
@@ -1984,8 +1891,8 @@
         </w:pict>
       </w:r>
     </w:p>
-    <w:bookmarkEnd w:id="14"/>
-    <w:bookmarkStart w:id="20" w:name="annexes"/>
+    <w:bookmarkEnd w:id="11"/>
+    <w:bookmarkStart w:id="17" w:name="annexes"/>
     <w:p>
       <w:pPr>
         <w:pStyle w:val="Heading2"/>
@@ -1994,7 +1901,7 @@
         <w:t xml:space="preserve">Annexes</w:t>
       </w:r>
     </w:p>
-    <w:bookmarkStart w:id="15" w:name="a1-crédit-bail-en-cours-au-31-décembre-n"/>
+    <w:bookmarkStart w:id="12" w:name="a1-crédit-bail-en-cours-au-31-décembre-n"/>
     <w:p>
       <w:pPr>
         <w:pStyle w:val="Heading3"/>
@@ -2305,8 +2212,8 @@
         <w:t xml:space="preserve">Aucun crédit-bail n’était en cours en N-1.</w:t>
       </w:r>
     </w:p>
-    <w:bookmarkEnd w:id="15"/>
-    <w:bookmarkStart w:id="16" w:name="a2-charge-non-récurrente-exercice-n"/>
+    <w:bookmarkEnd w:id="12"/>
+    <w:bookmarkStart w:id="13" w:name="a2-charge-non-récurrente-exercice-n"/>
     <w:p>
       <w:pPr>
         <w:pStyle w:val="Heading3"/>
@@ -2396,8 +2303,8 @@
         <w:t xml:space="preserve">.</w:t>
       </w:r>
     </w:p>
-    <w:bookmarkEnd w:id="16"/>
-    <w:bookmarkStart w:id="17" w:name="a3-subvention-dinvestissement"/>
+    <w:bookmarkEnd w:id="13"/>
+    <w:bookmarkStart w:id="14" w:name="a3-subvention-dinvestissement"/>
     <w:p>
       <w:pPr>
         <w:pStyle w:val="Heading3"/>
@@ -2488,8 +2395,8 @@
         <w:t xml:space="preserve">à la clôture de N.</w:t>
       </w:r>
     </w:p>
-    <w:bookmarkEnd w:id="17"/>
-    <w:bookmarkStart w:id="18" w:name="a4-goodwill"/>
+    <w:bookmarkEnd w:id="14"/>
+    <w:bookmarkStart w:id="15" w:name="a4-goodwill"/>
     <w:p>
       <w:pPr>
         <w:pStyle w:val="Heading3"/>
@@ -2576,8 +2483,8 @@
         <w:t xml:space="preserve">.</w:t>
       </w:r>
     </w:p>
-    <w:bookmarkEnd w:id="18"/>
-    <w:bookmarkStart w:id="19" w:name="a5-provisions-réglementées"/>
+    <w:bookmarkEnd w:id="15"/>
+    <w:bookmarkStart w:id="16" w:name="a5-provisions-réglementées"/>
     <w:p>
       <w:pPr>
         <w:pStyle w:val="Heading3"/>
@@ -2666,10 +2573,10 @@
         </w:pict>
       </w:r>
     </w:p>
-    <w:bookmarkEnd w:id="19"/>
-    <w:bookmarkEnd w:id="20"/>
-    <w:bookmarkEnd w:id="21"/>
-    <w:bookmarkStart w:id="26" w:name="Xd4a10d6c6106b52eefa16abf10e2d58b1e704db"/>
+    <w:bookmarkEnd w:id="16"/>
+    <w:bookmarkEnd w:id="17"/>
+    <w:bookmarkEnd w:id="18"/>
+    <w:bookmarkStart w:id="23" w:name="Xd4a10d6c6106b52eefa16abf10e2d58b1e704db"/>
     <w:p>
       <w:pPr>
         <w:pStyle w:val="Heading1"/>
@@ -2688,7 +2595,7 @@
         <w:t xml:space="preserve">(20 points, ~25 min)</w:t>
       </w:r>
     </w:p>
-    <w:bookmarkStart w:id="22" w:name="identification-des-retraitements-4-pts"/>
+    <w:bookmarkStart w:id="19" w:name="identification-des-retraitements-4-pts"/>
     <w:p>
       <w:pPr>
         <w:pStyle w:val="Heading2"/>
@@ -2798,8 +2705,8 @@
         </w:pict>
       </w:r>
     </w:p>
-    <w:bookmarkEnd w:id="22"/>
-    <w:bookmarkStart w:id="23" w:name="Xec80a8a5cd45a4905b0378a6f8098b6c71be9f1"/>
+    <w:bookmarkEnd w:id="19"/>
+    <w:bookmarkStart w:id="20" w:name="Xec80a8a5cd45a4905b0378a6f8098b6c71be9f1"/>
     <w:p>
       <w:pPr>
         <w:pStyle w:val="Heading2"/>
@@ -3087,8 +2994,8 @@
         </w:pict>
       </w:r>
     </w:p>
-    <w:bookmarkEnd w:id="23"/>
-    <w:bookmarkStart w:id="24" w:name="résultat-net-récurrent-final-6-pts"/>
+    <w:bookmarkEnd w:id="20"/>
+    <w:bookmarkStart w:id="21" w:name="résultat-net-récurrent-final-6-pts"/>
     <w:p>
       <w:pPr>
         <w:pStyle w:val="Heading2"/>
@@ -3249,8 +3156,8 @@
         </w:pict>
       </w:r>
     </w:p>
-    <w:bookmarkEnd w:id="24"/>
-    <w:bookmarkStart w:id="25" w:name="X83eecfb1c5eadd116a46ea2599f50b4517ba066"/>
+    <w:bookmarkEnd w:id="21"/>
+    <w:bookmarkStart w:id="22" w:name="X83eecfb1c5eadd116a46ea2599f50b4517ba066"/>
     <w:p>
       <w:pPr>
         <w:pStyle w:val="Heading2"/>
@@ -3476,9 +3383,9 @@
         </w:pict>
       </w:r>
     </w:p>
-    <w:bookmarkEnd w:id="25"/>
-    <w:bookmarkEnd w:id="26"/>
-    <w:bookmarkStart w:id="32" w:name="Xc9186ffe9404b7b9a3dc00135cf00bdd123ba38"/>
+    <w:bookmarkEnd w:id="22"/>
+    <w:bookmarkEnd w:id="23"/>
+    <w:bookmarkStart w:id="29" w:name="Xc9186ffe9404b7b9a3dc00135cf00bdd123ba38"/>
     <w:p>
       <w:pPr>
         <w:pStyle w:val="Heading1"/>
@@ -3497,7 +3404,7 @@
         <w:t xml:space="preserve">(20 points, ~25 min)</w:t>
       </w:r>
     </w:p>
-    <w:bookmarkStart w:id="27" w:name="capitaux-propres-retraités-12-pts"/>
+    <w:bookmarkStart w:id="24" w:name="capitaux-propres-retraités-12-pts"/>
     <w:p>
       <w:pPr>
         <w:pStyle w:val="Heading2"/>
@@ -3902,8 +3809,8 @@
         </w:pict>
       </w:r>
     </w:p>
-    <w:bookmarkEnd w:id="27"/>
-    <w:bookmarkStart w:id="31" w:name="endettement-financier-retraité-8-pts"/>
+    <w:bookmarkEnd w:id="24"/>
+    <w:bookmarkStart w:id="28" w:name="endettement-financier-retraité-8-pts"/>
     <w:p>
       <w:pPr>
         <w:pStyle w:val="Heading2"/>
@@ -3922,7 +3829,7 @@
         <w:t xml:space="preserve">(8 pts)</w:t>
       </w:r>
     </w:p>
-    <w:bookmarkStart w:id="28" w:name="endettement-brut-retraité"/>
+    <w:bookmarkStart w:id="25" w:name="endettement-brut-retraité"/>
     <w:p>
       <w:pPr>
         <w:pStyle w:val="Heading3"/>
@@ -4087,8 +3994,8 @@
         <w:t xml:space="preserve">(3 pts)</w:t>
       </w:r>
     </w:p>
-    <w:bookmarkEnd w:id="28"/>
-    <w:bookmarkStart w:id="29" w:name="endettement-financier-net-retraité"/>
+    <w:bookmarkEnd w:id="25"/>
+    <w:bookmarkStart w:id="26" w:name="endettement-financier-net-retraité"/>
     <w:p>
       <w:pPr>
         <w:pStyle w:val="Heading3"/>
@@ -4358,8 +4265,8 @@
         <w:t xml:space="preserve">(2 pts)</w:t>
       </w:r>
     </w:p>
-    <w:bookmarkEnd w:id="29"/>
-    <w:bookmarkStart w:id="30" w:name="X0476f243f2847bd08e4b4b94e70a624c08fdb7a"/>
+    <w:bookmarkEnd w:id="26"/>
+    <w:bookmarkStart w:id="27" w:name="X0476f243f2847bd08e4b4b94e70a624c08fdb7a"/>
     <w:p>
       <w:pPr>
         <w:pStyle w:val="Heading3"/>
@@ -4624,10 +4531,10 @@
         </w:pict>
       </w:r>
     </w:p>
-    <w:bookmarkEnd w:id="30"/>
-    <w:bookmarkEnd w:id="31"/>
-    <w:bookmarkEnd w:id="32"/>
-    <w:bookmarkStart w:id="39" w:name="X5398f040dbd6ecb2e33aabdcd50feb9631335c4"/>
+    <w:bookmarkEnd w:id="27"/>
+    <w:bookmarkEnd w:id="28"/>
+    <w:bookmarkEnd w:id="29"/>
+    <w:bookmarkStart w:id="34" w:name="X5398f040dbd6ecb2e33aabdcd50feb9631335c4"/>
     <w:p>
       <w:pPr>
         <w:pStyle w:val="Heading1"/>
@@ -4646,7 +4553,7 @@
         <w:t xml:space="preserve">(10 points, ~10 min)</w:t>
       </w:r>
     </w:p>
-    <w:bookmarkStart w:id="33" w:name="capital-investi-et-roce-retraités-4-pts"/>
+    <w:bookmarkStart w:id="30" w:name="capital-investi-et-roce-retraités-4-pts"/>
     <w:p>
       <w:pPr>
         <w:pStyle w:val="Heading2"/>
@@ -5091,8 +4998,8 @@
         </w:pict>
       </w:r>
     </w:p>
-    <w:bookmarkEnd w:id="33"/>
-    <w:bookmarkStart w:id="34" w:name="capacité-de-remboursement-2-pts"/>
+    <w:bookmarkEnd w:id="30"/>
+    <w:bookmarkStart w:id="31" w:name="capacité-de-remboursement-2-pts"/>
     <w:p>
       <w:pPr>
         <w:pStyle w:val="Heading2"/>
@@ -5462,8 +5369,8 @@
         </w:pict>
       </w:r>
     </w:p>
-    <w:bookmarkEnd w:id="34"/>
-    <w:bookmarkStart w:id="38" w:name="note-de-synthèse-4-pts"/>
+    <w:bookmarkEnd w:id="31"/>
+    <w:bookmarkStart w:id="32" w:name="note-de-synthèse-4-pts"/>
     <w:p>
       <w:pPr>
         <w:pStyle w:val="Heading2"/>
@@ -5596,554 +5503,456 @@
         </w:pict>
       </w:r>
     </w:p>
+    <w:bookmarkEnd w:id="32"/>
+    <w:bookmarkStart w:id="33" w:name="barème-récapitulatif"/>
+    <w:p>
+      <w:pPr>
+        <w:pStyle w:val="Heading2"/>
+      </w:pPr>
+      <w:r>
+        <w:t xml:space="preserve">Barème récapitulatif</w:t>
+      </w:r>
+    </w:p>
     <w:tbl>
       <w:tblPr>
         <w:tblStyle w:val="Table"/>
-        <w:tblLook w:firstRow="0" w:lastRow="0" w:firstColumn="0" w:lastColumn="0" w:noHBand="0" w:noVBand="0" w:val="0000"/>
-        <w:tblBorders>
-          <w:top w:val="single" w:sz="4" w:space="0" w:color="0758E5"/>
-          <w:left w:val="single" w:sz="24" w:space="0" w:color="0758E5"/>
-          <w:bottom w:val="single" w:sz="4" w:space="0" w:color="0758E5"/>
-          <w:right w:val="single" w:sz="4" w:space="0" w:color="0758E5"/>
-        </w:tblBorders>
-        <w:tblCellMar>
-          <w:left w:w="144" w:type="dxa"/>
-          <w:right w:w="144" w:type="dxa"/>
-        </w:tblCellMar>
-        <w:tblLook w:firstRow="0" w:lastRow="0" w:firstColumn="0" w:lastColumn="0" w:noHBand="0" w:noVBand="0" w:val="0000"/>
+        <w:tblW w:type="auto" w:w="0"/>
+        <w:tblLook w:firstRow="1" w:lastRow="0" w:firstColumn="0" w:lastColumn="0" w:noHBand="0" w:noVBand="0" w:val="0020"/>
       </w:tblPr>
+      <w:tblGrid>
+        <w:gridCol w:w="2640"/>
+        <w:gridCol w:w="2640"/>
+        <w:gridCol w:w="2640"/>
+      </w:tblGrid>
       <w:tr>
         <w:trPr>
-          <w:cantSplit/>
+          <w:tblHeader w:val="on"/>
         </w:trPr>
         <w:tc>
-          <w:tcPr>
-            <w:shd w:color="auto" w:fill="dae6fb" w:val="clear"/>
-            <w:tcMar>
-              <w:top w:w="92" w:type="dxa"/>
-              <w:bottom w:w="92" w:type="dxa"/>
-            </w:tcMar>
-          </w:tcPr>
-          <w:p>
-            <w:pPr>
-              <w:pStyle w:val="FirstParagraph"/>
-            </w:pPr>
-            <w:pPr>
-              <w:spacing w:before="0" w:after="0"/>
-              <w:textAlignment w:val="center"/>
-            </w:pPr>
-            <w:r>
-              <w:drawing>
-                <wp:inline>
-                  <wp:extent cx="152400" cy="152400"/>
-                  <wp:effectExtent b="0" l="0" r="0" t="0"/>
-                  <wp:docPr descr="" title="" id="36" name="Picture"/>
-                  <a:graphic>
-                    <a:graphicData uri="http://schemas.openxmlformats.org/drawingml/2006/picture">
-                      <pic:pic>
-                        <pic:nvPicPr>
-                          <pic:cNvPr descr="/opt/quarto/share/formats/docx/note.png" id="37" name="Picture"/>
-                          <pic:cNvPicPr>
-                            <a:picLocks noChangeArrowheads="1" noChangeAspect="1"/>
-                          </pic:cNvPicPr>
-                        </pic:nvPicPr>
-                        <pic:blipFill>
-                          <a:blip r:embed="rId35"/>
-                          <a:stretch>
-                            <a:fillRect/>
-                          </a:stretch>
-                        </pic:blipFill>
-                        <pic:spPr bwMode="auto">
-                          <a:xfrm>
-                            <a:off x="0" y="0"/>
-                            <a:ext cx="152400" cy="152400"/>
-                          </a:xfrm>
-                          <a:prstGeom prst="rect">
-                            <a:avLst/>
-                          </a:prstGeom>
-                          <a:noFill/>
-                          <a:ln w="9525">
-                            <a:noFill/>
-                            <a:headEnd/>
-                            <a:tailEnd/>
-                          </a:ln>
-                        </pic:spPr>
-                      </pic:pic>
-                    </a:graphicData>
-                  </a:graphic>
-                </wp:inline>
-              </w:drawing>
-            </w:r>
-            <w:r>
-              <w:t xml:space="preserve"> </w:t>
-            </w:r>
-            <w:r>
-              <w:t xml:space="preserve"> </w:t>
-            </w:r>
-            <w:r>
-              <w:t xml:space="preserve">Barème récapitulatif</w:t>
+          <w:tcPr/>
+          <w:p>
+            <w:pPr>
+              <w:pStyle w:val="Compact"/>
+            </w:pPr>
+            <w:r>
+              <w:t xml:space="preserve">Partie</w:t>
+            </w:r>
+          </w:p>
+        </w:tc>
+        <w:tc>
+          <w:tcPr/>
+          <w:p>
+            <w:pPr>
+              <w:pStyle w:val="Compact"/>
+            </w:pPr>
+            <w:r>
+              <w:t xml:space="preserve">Thème</w:t>
+            </w:r>
+          </w:p>
+        </w:tc>
+        <w:tc>
+          <w:tcPr/>
+          <w:p>
+            <w:pPr>
+              <w:pStyle w:val="Compact"/>
+              <w:jc w:val="right"/>
+            </w:pPr>
+            <w:r>
+              <w:t xml:space="preserve">Points</w:t>
             </w:r>
           </w:p>
         </w:tc>
       </w:tr>
       <w:tr>
-        <w:trPr>
-          <w:cantSplit/>
-        </w:trPr>
-        <w:tc>
-          <w:tcPr>
-            <w:tcMar>
-              <w:top w:w="108" w:type="dxa"/>
-              <w:bottom w:w="108" w:type="dxa"/>
-            </w:tcMar>
-          </w:tcPr>
-          <w:tbl>
-            <w:tblPr>
-              <w:tblStyle w:val="Table"/>
-              <w:tblW w:type="auto" w:w="0"/>
-              <w:tblLook w:firstRow="1" w:lastRow="0" w:firstColumn="0" w:lastColumn="0" w:noHBand="0" w:noVBand="0" w:val="0020"/>
-            </w:tblPr>
-            <w:tblGrid>
-              <w:gridCol w:w="2640"/>
-              <w:gridCol w:w="2640"/>
-              <w:gridCol w:w="2640"/>
-            </w:tblGrid>
-            <w:tr>
-              <w:trPr>
-                <w:tblHeader w:val="on"/>
-              </w:trPr>
-              <w:tc>
-                <w:tcPr/>
-                <w:p>
-                  <w:pPr>
-                    <w:pStyle w:val="Compact"/>
-                  </w:pPr>
-                  <w:r>
-                    <w:t xml:space="preserve">Partie</w:t>
-                  </w:r>
-                </w:p>
-              </w:tc>
-              <w:tc>
-                <w:tcPr/>
-                <w:p>
-                  <w:pPr>
-                    <w:pStyle w:val="Compact"/>
-                  </w:pPr>
-                  <w:r>
-                    <w:t xml:space="preserve">Thème</w:t>
-                  </w:r>
-                </w:p>
-              </w:tc>
-              <w:tc>
-                <w:tcPr/>
-                <w:p>
-                  <w:pPr>
-                    <w:pStyle w:val="Compact"/>
-                    <w:jc w:val="right"/>
-                  </w:pPr>
-                  <w:r>
-                    <w:t xml:space="preserve">Points</w:t>
-                  </w:r>
-                </w:p>
-              </w:tc>
-            </w:tr>
-            <w:tr>
-              <w:tc>
-                <w:tcPr/>
-                <w:p>
-                  <w:pPr>
-                    <w:pStyle w:val="Compact"/>
-                  </w:pPr>
-                  <w:r>
-                    <w:t xml:space="preserve">1.1</w:t>
-                  </w:r>
-                </w:p>
-              </w:tc>
-              <w:tc>
-                <w:tcPr/>
-                <w:p>
-                  <w:pPr>
-                    <w:pStyle w:val="Compact"/>
-                  </w:pPr>
-                  <w:r>
-                    <w:t xml:space="preserve">Identification des retraitements</w:t>
-                  </w:r>
-                </w:p>
-              </w:tc>
-              <w:tc>
-                <w:tcPr/>
-                <w:p>
-                  <w:pPr>
-                    <w:pStyle w:val="Compact"/>
-                    <w:jc w:val="right"/>
-                  </w:pPr>
-                  <w:r>
-                    <w:t xml:space="preserve">4</w:t>
-                  </w:r>
-                </w:p>
-              </w:tc>
-            </w:tr>
-            <w:tr>
-              <w:tc>
-                <w:tcPr/>
-                <w:p>
-                  <w:pPr>
-                    <w:pStyle w:val="Compact"/>
-                  </w:pPr>
-                  <w:r>
-                    <w:t xml:space="preserve">1.2</w:t>
-                  </w:r>
-                </w:p>
-              </w:tc>
-              <w:tc>
-                <w:tcPr/>
-                <w:p>
-                  <w:pPr>
-                    <w:pStyle w:val="Compact"/>
-                  </w:pPr>
-                  <w:r>
-                    <w:t xml:space="preserve">Retraitement CB sur le P&amp;L</w:t>
-                  </w:r>
-                </w:p>
-              </w:tc>
-              <w:tc>
-                <w:tcPr/>
-                <w:p>
-                  <w:pPr>
-                    <w:pStyle w:val="Compact"/>
-                    <w:jc w:val="right"/>
-                  </w:pPr>
-                  <w:r>
-                    <w:t xml:space="preserve">8</w:t>
-                  </w:r>
-                </w:p>
-              </w:tc>
-            </w:tr>
-            <w:tr>
-              <w:tc>
-                <w:tcPr/>
-                <w:p>
-                  <w:pPr>
-                    <w:pStyle w:val="Compact"/>
-                  </w:pPr>
-                  <w:r>
-                    <w:t xml:space="preserve">1.3</w:t>
-                  </w:r>
-                </w:p>
-              </w:tc>
-              <w:tc>
-                <w:tcPr/>
-                <w:p>
-                  <w:pPr>
-                    <w:pStyle w:val="Compact"/>
-                  </w:pPr>
-                  <w:r>
-                    <w:t xml:space="preserve">RNR et commentaire</w:t>
-                  </w:r>
-                </w:p>
-              </w:tc>
-              <w:tc>
-                <w:tcPr/>
-                <w:p>
-                  <w:pPr>
-                    <w:pStyle w:val="Compact"/>
-                    <w:jc w:val="right"/>
-                  </w:pPr>
-                  <w:r>
-                    <w:t xml:space="preserve">6</w:t>
-                  </w:r>
-                </w:p>
-              </w:tc>
-            </w:tr>
-            <w:tr>
-              <w:tc>
-                <w:tcPr/>
-                <w:p>
-                  <w:pPr>
-                    <w:pStyle w:val="Compact"/>
-                  </w:pPr>
-                  <w:r>
-                    <w:t xml:space="preserve">1.4</w:t>
-                  </w:r>
-                </w:p>
-              </w:tc>
-              <w:tc>
-                <w:tcPr/>
-                <w:p>
-                  <w:pPr>
-                    <w:pStyle w:val="Compact"/>
-                  </w:pPr>
-                  <w:r>
-                    <w:t xml:space="preserve">CAFr</w:t>
-                  </w:r>
-                </w:p>
-              </w:tc>
-              <w:tc>
-                <w:tcPr/>
-                <w:p>
-                  <w:pPr>
-                    <w:pStyle w:val="Compact"/>
-                    <w:jc w:val="right"/>
-                  </w:pPr>
-                  <w:r>
-                    <w:t xml:space="preserve">2</w:t>
-                  </w:r>
-                </w:p>
-              </w:tc>
-            </w:tr>
-            <w:tr>
-              <w:tc>
-                <w:tcPr/>
-                <w:p>
-                  <w:pPr>
-                    <w:pStyle w:val="Compact"/>
-                  </w:pPr>
-                  <w:r>
-                    <w:t xml:space="preserve">2.1</w:t>
-                  </w:r>
-                </w:p>
-              </w:tc>
-              <w:tc>
-                <w:tcPr/>
-                <w:p>
-                  <w:pPr>
-                    <w:pStyle w:val="Compact"/>
-                  </w:pPr>
-                  <w:r>
-                    <w:t xml:space="preserve">Capitaux propres retraités (4 étapes)</w:t>
-                  </w:r>
-                </w:p>
-              </w:tc>
-              <w:tc>
-                <w:tcPr/>
-                <w:p>
-                  <w:pPr>
-                    <w:pStyle w:val="Compact"/>
-                    <w:jc w:val="right"/>
-                  </w:pPr>
-                  <w:r>
-                    <w:t xml:space="preserve">12</w:t>
-                  </w:r>
-                </w:p>
-              </w:tc>
-            </w:tr>
-            <w:tr>
-              <w:tc>
-                <w:tcPr/>
-                <w:p>
-                  <w:pPr>
-                    <w:pStyle w:val="Compact"/>
-                  </w:pPr>
-                  <w:r>
-                    <w:t xml:space="preserve">2.2</w:t>
-                  </w:r>
-                </w:p>
-              </w:tc>
-              <w:tc>
-                <w:tcPr/>
-                <w:p>
-                  <w:pPr>
-                    <w:pStyle w:val="Compact"/>
-                  </w:pPr>
-                  <w:r>
-                    <w:t xml:space="preserve">Endettement retraité + gearing</w:t>
-                  </w:r>
-                </w:p>
-              </w:tc>
-              <w:tc>
-                <w:tcPr/>
-                <w:p>
-                  <w:pPr>
-                    <w:pStyle w:val="Compact"/>
-                    <w:jc w:val="right"/>
-                  </w:pPr>
-                  <w:r>
-                    <w:t xml:space="preserve">8</w:t>
-                  </w:r>
-                </w:p>
-              </w:tc>
-            </w:tr>
-            <w:tr>
-              <w:tc>
-                <w:tcPr/>
-                <w:p>
-                  <w:pPr>
-                    <w:pStyle w:val="Compact"/>
-                  </w:pPr>
-                  <w:r>
-                    <w:t xml:space="preserve">3.1</w:t>
-                  </w:r>
-                </w:p>
-              </w:tc>
-              <w:tc>
-                <w:tcPr/>
-                <w:p>
-                  <w:pPr>
-                    <w:pStyle w:val="Compact"/>
-                  </w:pPr>
-                  <w:r>
-                    <w:t xml:space="preserve">Capital investi + ROCE retraités</w:t>
-                  </w:r>
-                </w:p>
-              </w:tc>
-              <w:tc>
-                <w:tcPr/>
-                <w:p>
-                  <w:pPr>
-                    <w:pStyle w:val="Compact"/>
-                    <w:jc w:val="right"/>
-                  </w:pPr>
-                  <w:r>
-                    <w:t xml:space="preserve">4</w:t>
-                  </w:r>
-                </w:p>
-              </w:tc>
-            </w:tr>
-            <w:tr>
-              <w:tc>
-                <w:tcPr/>
-                <w:p>
-                  <w:pPr>
-                    <w:pStyle w:val="Compact"/>
-                  </w:pPr>
-                  <w:r>
-                    <w:t xml:space="preserve">3.2</w:t>
-                  </w:r>
-                </w:p>
-              </w:tc>
-              <w:tc>
-                <w:tcPr/>
-                <w:p>
-                  <w:pPr>
-                    <w:pStyle w:val="Compact"/>
-                  </w:pPr>
-                  <w:r>
-                    <w:t xml:space="preserve">Capacité de remboursement</w:t>
-                  </w:r>
-                </w:p>
-              </w:tc>
-              <w:tc>
-                <w:tcPr/>
-                <w:p>
-                  <w:pPr>
-                    <w:pStyle w:val="Compact"/>
-                    <w:jc w:val="right"/>
-                  </w:pPr>
-                  <w:r>
-                    <w:t xml:space="preserve">2</w:t>
-                  </w:r>
-                </w:p>
-              </w:tc>
-            </w:tr>
-            <w:tr>
-              <w:tc>
-                <w:tcPr/>
-                <w:p>
-                  <w:pPr>
-                    <w:pStyle w:val="Compact"/>
-                  </w:pPr>
-                  <w:r>
-                    <w:t xml:space="preserve">3.3</w:t>
-                  </w:r>
-                </w:p>
-              </w:tc>
-              <w:tc>
-                <w:tcPr/>
-                <w:p>
-                  <w:pPr>
-                    <w:pStyle w:val="Compact"/>
-                  </w:pPr>
-                  <w:r>
-                    <w:t xml:space="preserve">Note de synthèse</w:t>
-                  </w:r>
-                </w:p>
-              </w:tc>
-              <w:tc>
-                <w:tcPr/>
-                <w:p>
-                  <w:pPr>
-                    <w:pStyle w:val="Compact"/>
-                    <w:jc w:val="right"/>
-                  </w:pPr>
-                  <w:r>
-                    <w:t xml:space="preserve">4</w:t>
-                  </w:r>
-                </w:p>
-              </w:tc>
-            </w:tr>
-            <w:tr>
-              <w:tc>
-                <w:tcPr/>
-                <w:p>
-                  <w:pPr>
-                    <w:pStyle w:val="Compact"/>
-                  </w:pPr>
-                  <w:r>
-                    <w:rPr>
-                      <w:b/>
-                      <w:bCs/>
-                    </w:rPr>
-                    <w:t xml:space="preserve">Total</w:t>
-                  </w:r>
-                </w:p>
-              </w:tc>
-              <w:tc>
-                <w:tcPr/>
-                <w:p>
-                  <w:pPr>
-                    <w:pStyle w:val="Compact"/>
-                  </w:pPr>
-                </w:p>
-              </w:tc>
-              <w:tc>
-                <w:tcPr/>
-                <w:p>
-                  <w:pPr>
-                    <w:pStyle w:val="Compact"/>
-                    <w:jc w:val="right"/>
-                  </w:pPr>
-                  <w:r>
-                    <w:rPr>
-                      <w:b/>
-                      <w:bCs/>
-                    </w:rPr>
-                    <w:t xml:space="preserve">50</w:t>
-                  </w:r>
-                </w:p>
-              </w:tc>
-            </w:tr>
-          </w:tbl>
-          <w:p>
-            <w:pPr>
-              <w:pStyle w:val="BodyText"/>
-            </w:pPr>
-            <w:pPr>
-              <w:spacing w:after="16"/>
+        <w:tc>
+          <w:tcPr/>
+          <w:p>
+            <w:pPr>
+              <w:pStyle w:val="Compact"/>
+            </w:pPr>
+            <w:r>
+              <w:t xml:space="preserve">1.1</w:t>
+            </w:r>
+          </w:p>
+        </w:tc>
+        <w:tc>
+          <w:tcPr/>
+          <w:p>
+            <w:pPr>
+              <w:pStyle w:val="Compact"/>
+            </w:pPr>
+            <w:r>
+              <w:t xml:space="preserve">Identification des retraitements</w:t>
+            </w:r>
+          </w:p>
+        </w:tc>
+        <w:tc>
+          <w:tcPr/>
+          <w:p>
+            <w:pPr>
+              <w:pStyle w:val="Compact"/>
+              <w:jc w:val="right"/>
+            </w:pPr>
+            <w:r>
+              <w:t xml:space="preserve">4</w:t>
+            </w:r>
+          </w:p>
+        </w:tc>
+      </w:tr>
+      <w:tr>
+        <w:tc>
+          <w:tcPr/>
+          <w:p>
+            <w:pPr>
+              <w:pStyle w:val="Compact"/>
+            </w:pPr>
+            <w:r>
+              <w:t xml:space="preserve">1.2</w:t>
+            </w:r>
+          </w:p>
+        </w:tc>
+        <w:tc>
+          <w:tcPr/>
+          <w:p>
+            <w:pPr>
+              <w:pStyle w:val="Compact"/>
+            </w:pPr>
+            <w:r>
+              <w:t xml:space="preserve">Retraitement CB sur le P&amp;L</w:t>
+            </w:r>
+          </w:p>
+        </w:tc>
+        <w:tc>
+          <w:tcPr/>
+          <w:p>
+            <w:pPr>
+              <w:pStyle w:val="Compact"/>
+              <w:jc w:val="right"/>
+            </w:pPr>
+            <w:r>
+              <w:t xml:space="preserve">8</w:t>
+            </w:r>
+          </w:p>
+        </w:tc>
+      </w:tr>
+      <w:tr>
+        <w:tc>
+          <w:tcPr/>
+          <w:p>
+            <w:pPr>
+              <w:pStyle w:val="Compact"/>
+            </w:pPr>
+            <w:r>
+              <w:t xml:space="preserve">1.3</w:t>
+            </w:r>
+          </w:p>
+        </w:tc>
+        <w:tc>
+          <w:tcPr/>
+          <w:p>
+            <w:pPr>
+              <w:pStyle w:val="Compact"/>
+            </w:pPr>
+            <w:r>
+              <w:t xml:space="preserve">RNR et commentaire</w:t>
+            </w:r>
+          </w:p>
+        </w:tc>
+        <w:tc>
+          <w:tcPr/>
+          <w:p>
+            <w:pPr>
+              <w:pStyle w:val="Compact"/>
+              <w:jc w:val="right"/>
+            </w:pPr>
+            <w:r>
+              <w:t xml:space="preserve">6</w:t>
+            </w:r>
+          </w:p>
+        </w:tc>
+      </w:tr>
+      <w:tr>
+        <w:tc>
+          <w:tcPr/>
+          <w:p>
+            <w:pPr>
+              <w:pStyle w:val="Compact"/>
+            </w:pPr>
+            <w:r>
+              <w:t xml:space="preserve">1.4</w:t>
+            </w:r>
+          </w:p>
+        </w:tc>
+        <w:tc>
+          <w:tcPr/>
+          <w:p>
+            <w:pPr>
+              <w:pStyle w:val="Compact"/>
+            </w:pPr>
+            <w:r>
+              <w:t xml:space="preserve">CAFr</w:t>
+            </w:r>
+          </w:p>
+        </w:tc>
+        <w:tc>
+          <w:tcPr/>
+          <w:p>
+            <w:pPr>
+              <w:pStyle w:val="Compact"/>
+              <w:jc w:val="right"/>
+            </w:pPr>
+            <w:r>
+              <w:t xml:space="preserve">2</w:t>
+            </w:r>
+          </w:p>
+        </w:tc>
+      </w:tr>
+      <w:tr>
+        <w:tc>
+          <w:tcPr/>
+          <w:p>
+            <w:pPr>
+              <w:pStyle w:val="Compact"/>
+            </w:pPr>
+            <w:r>
+              <w:t xml:space="preserve">2.1</w:t>
+            </w:r>
+          </w:p>
+        </w:tc>
+        <w:tc>
+          <w:tcPr/>
+          <w:p>
+            <w:pPr>
+              <w:pStyle w:val="Compact"/>
+            </w:pPr>
+            <w:r>
+              <w:t xml:space="preserve">Capitaux propres retraités (4 étapes)</w:t>
+            </w:r>
+          </w:p>
+        </w:tc>
+        <w:tc>
+          <w:tcPr/>
+          <w:p>
+            <w:pPr>
+              <w:pStyle w:val="Compact"/>
+              <w:jc w:val="right"/>
+            </w:pPr>
+            <w:r>
+              <w:t xml:space="preserve">12</w:t>
+            </w:r>
+          </w:p>
+        </w:tc>
+      </w:tr>
+      <w:tr>
+        <w:tc>
+          <w:tcPr/>
+          <w:p>
+            <w:pPr>
+              <w:pStyle w:val="Compact"/>
+            </w:pPr>
+            <w:r>
+              <w:t xml:space="preserve">2.2</w:t>
+            </w:r>
+          </w:p>
+        </w:tc>
+        <w:tc>
+          <w:tcPr/>
+          <w:p>
+            <w:pPr>
+              <w:pStyle w:val="Compact"/>
+            </w:pPr>
+            <w:r>
+              <w:t xml:space="preserve">Endettement retraité + gearing</w:t>
+            </w:r>
+          </w:p>
+        </w:tc>
+        <w:tc>
+          <w:tcPr/>
+          <w:p>
+            <w:pPr>
+              <w:pStyle w:val="Compact"/>
+              <w:jc w:val="right"/>
+            </w:pPr>
+            <w:r>
+              <w:t xml:space="preserve">8</w:t>
+            </w:r>
+          </w:p>
+        </w:tc>
+      </w:tr>
+      <w:tr>
+        <w:tc>
+          <w:tcPr/>
+          <w:p>
+            <w:pPr>
+              <w:pStyle w:val="Compact"/>
+            </w:pPr>
+            <w:r>
+              <w:t xml:space="preserve">3.1</w:t>
+            </w:r>
+          </w:p>
+        </w:tc>
+        <w:tc>
+          <w:tcPr/>
+          <w:p>
+            <w:pPr>
+              <w:pStyle w:val="Compact"/>
+            </w:pPr>
+            <w:r>
+              <w:t xml:space="preserve">Capital investi + ROCE retraités</w:t>
+            </w:r>
+          </w:p>
+        </w:tc>
+        <w:tc>
+          <w:tcPr/>
+          <w:p>
+            <w:pPr>
+              <w:pStyle w:val="Compact"/>
+              <w:jc w:val="right"/>
+            </w:pPr>
+            <w:r>
+              <w:t xml:space="preserve">4</w:t>
+            </w:r>
+          </w:p>
+        </w:tc>
+      </w:tr>
+      <w:tr>
+        <w:tc>
+          <w:tcPr/>
+          <w:p>
+            <w:pPr>
+              <w:pStyle w:val="Compact"/>
+            </w:pPr>
+            <w:r>
+              <w:t xml:space="preserve">3.2</w:t>
+            </w:r>
+          </w:p>
+        </w:tc>
+        <w:tc>
+          <w:tcPr/>
+          <w:p>
+            <w:pPr>
+              <w:pStyle w:val="Compact"/>
+            </w:pPr>
+            <w:r>
+              <w:t xml:space="preserve">Capacité de remboursement</w:t>
+            </w:r>
+          </w:p>
+        </w:tc>
+        <w:tc>
+          <w:tcPr/>
+          <w:p>
+            <w:pPr>
+              <w:pStyle w:val="Compact"/>
+              <w:jc w:val="right"/>
+            </w:pPr>
+            <w:r>
+              <w:t xml:space="preserve">2</w:t>
+            </w:r>
+          </w:p>
+        </w:tc>
+      </w:tr>
+      <w:tr>
+        <w:tc>
+          <w:tcPr/>
+          <w:p>
+            <w:pPr>
+              <w:pStyle w:val="Compact"/>
+            </w:pPr>
+            <w:r>
+              <w:t xml:space="preserve">3.3</w:t>
+            </w:r>
+          </w:p>
+        </w:tc>
+        <w:tc>
+          <w:tcPr/>
+          <w:p>
+            <w:pPr>
+              <w:pStyle w:val="Compact"/>
+            </w:pPr>
+            <w:r>
+              <w:t xml:space="preserve">Note de synthèse</w:t>
+            </w:r>
+          </w:p>
+        </w:tc>
+        <w:tc>
+          <w:tcPr/>
+          <w:p>
+            <w:pPr>
+              <w:pStyle w:val="Compact"/>
+              <w:jc w:val="right"/>
+            </w:pPr>
+            <w:r>
+              <w:t xml:space="preserve">4</w:t>
+            </w:r>
+          </w:p>
+        </w:tc>
+      </w:tr>
+      <w:tr>
+        <w:tc>
+          <w:tcPr/>
+          <w:p>
+            <w:pPr>
+              <w:pStyle w:val="Compact"/>
             </w:pPr>
             <w:r>
               <w:rPr>
                 <w:b/>
                 <w:bCs/>
               </w:rPr>
-              <w:t xml:space="preserve">Gestion du temps suggérée :</w:t>
-            </w:r>
-            <w:r>
-              <w:t xml:space="preserve"> </w:t>
-            </w:r>
-            <w:r>
-              <w:t xml:space="preserve">P1.1 (5 min) → P1.2 (10 min) → P1.3 (7 min) → P1.4 (3 min) →</w:t>
-            </w:r>
-            <w:r>
-              <w:t xml:space="preserve"> </w:t>
-            </w:r>
-            <w:r>
-              <w:t xml:space="preserve">P2.1 (13 min) → P2.2 (12 min) → P3.1 (4 min) → P3.2 (3 min) → P3.3 (3 min)</w:t>
-            </w:r>
-          </w:p>
-          <w:p/>
+              <w:t xml:space="preserve">Total</w:t>
+            </w:r>
+          </w:p>
+        </w:tc>
+        <w:tc>
+          <w:tcPr/>
+          <w:p>
+            <w:pPr>
+              <w:pStyle w:val="Compact"/>
+            </w:pPr>
+          </w:p>
+        </w:tc>
+        <w:tc>
+          <w:tcPr/>
+          <w:p>
+            <w:pPr>
+              <w:pStyle w:val="Compact"/>
+              <w:jc w:val="right"/>
+            </w:pPr>
+            <w:r>
+              <w:rPr>
+                <w:b/>
+                <w:bCs/>
+              </w:rPr>
+              <w:t xml:space="preserve">50</w:t>
+            </w:r>
+          </w:p>
         </w:tc>
       </w:tr>
     </w:tbl>
+    <w:p>
+      <w:pPr>
+        <w:pStyle w:val="BodyText"/>
+      </w:pPr>
+      <w:r>
+        <w:rPr>
+          <w:b/>
+          <w:bCs/>
+        </w:rPr>
+        <w:t xml:space="preserve">Gestion du temps suggérée :</w:t>
+      </w:r>
+      <w:r>
+        <w:t xml:space="preserve"> </w:t>
+      </w:r>
+      <w:r>
+        <w:t xml:space="preserve">P1.1 (5 min) → P1.2 (10 min) → P1.3 (7 min) → P1.4 (3 min) →</w:t>
+      </w:r>
+      <w:r>
+        <w:t xml:space="preserve"> </w:t>
+      </w:r>
+      <w:r>
+        <w:t xml:space="preserve">P2.1 (13 min) → P2.2 (12 min) → P3.1 (4 min) → P3.2 (3 min) → P3.3 (3 min)</w:t>
+      </w:r>
+    </w:p>
     <w:p>
       <w:r>
         <w:pict>
@@ -6151,8 +5960,8 @@
         </w:pict>
       </w:r>
     </w:p>
-    <w:bookmarkEnd w:id="38"/>
-    <w:bookmarkEnd w:id="39"/>
+    <w:bookmarkEnd w:id="33"/>
+    <w:bookmarkEnd w:id="34"/>
     <w:sectPr>
       <w:footnotePr>
         <w:numRestart w:val="eachSect"/>
